--- a/CVtest1.docx
+++ b/CVtest1.docx
@@ -26,6 +26,15 @@
       </w:pPr>
       <w:r>
         <w:t>Пробую</w:t>
+      </w:r>
+      <w:r>
+        <w:rPr>
+          <w:lang w:val="en-US"/>
+        </w:rPr>
+        <w:t xml:space="preserve"> </w:t>
+      </w:r>
+      <w:r>
+        <w:t>раппарлпал</w:t>
       </w:r>
     </w:p>
     <w:sectPr>
